--- a/Article_blog_projet_7_Allan_CHARDON.docx
+++ b/Article_blog_projet_7_Allan_CHARDON.docx
@@ -7,8 +7,13 @@
         <w:pStyle w:val="Titre"/>
       </w:pPr>
       <w:r>
-        <w:t>De l'analyse de sentiments au déploiement : mon projet Deep Learning en MLOps</w:t>
-      </w:r>
+        <w:t xml:space="preserve">De l'analyse de sentiments au déploiement : mon projet Deep Learning en </w:t>
+      </w:r>
+      <w:proofErr w:type="spellStart"/>
+      <w:r>
+        <w:t>MLOps</w:t>
+      </w:r>
+      <w:proofErr w:type="spellEnd"/>
     </w:p>
     <w:p>
       <w:pPr>
@@ -29,13 +34,29 @@
         <w:t>Air Paradis,</w:t>
       </w:r>
       <w:r>
-        <w:t xml:space="preserve"> en temps </w:t>
+        <w:t xml:space="preserve"> en </w:t>
+      </w:r>
+      <w:proofErr w:type="spellStart"/>
+      <w:r>
+        <w:t>temps</w:t>
+      </w:r>
+      <w:proofErr w:type="spellEnd"/>
+      <w:r>
+        <w:t xml:space="preserve"> </w:t>
       </w:r>
       <w:r>
         <w:t>qu’ingénieur IA, j’ai</w:t>
       </w:r>
       <w:r>
-        <w:t xml:space="preserve"> créé un outil capable de détecter si un tweet est positif ou négatif. L'objectif : repérer rapidement les messages négatifs pour anticiper les bad buzz sur les réseaux sociaux.</w:t>
+        <w:t xml:space="preserve"> créé un outil capable de détecter si un tweet est positif ou négatif. L'objectif : repérer rapidement les messages négatifs pour anticiper les </w:t>
+      </w:r>
+      <w:proofErr w:type="spellStart"/>
+      <w:r>
+        <w:t>bad</w:t>
+      </w:r>
+      <w:proofErr w:type="spellEnd"/>
+      <w:r>
+        <w:t xml:space="preserve"> buzz sur les réseaux sociaux.</w:t>
       </w:r>
     </w:p>
     <w:p/>
@@ -160,7 +181,15 @@
         <w:t xml:space="preserve">Pour cela j’ai </w:t>
       </w:r>
       <w:r>
-        <w:t xml:space="preserve">utilisé une fontion avec plusieurs actions (comme la suppression des @mentions, liens, ponctuation…), puis </w:t>
+        <w:t xml:space="preserve">utilisé une </w:t>
+      </w:r>
+      <w:proofErr w:type="spellStart"/>
+      <w:r>
+        <w:t>fontion</w:t>
+      </w:r>
+      <w:proofErr w:type="spellEnd"/>
+      <w:r>
+        <w:t xml:space="preserve"> avec plusieurs actions (comme la suppression des @mentions, liens, ponctuation…), puis </w:t>
       </w:r>
       <w:r>
         <w:t>j’ai testé</w:t>
@@ -298,6 +327,7 @@
         </w:rPr>
         <w:t xml:space="preserve">e </w:t>
       </w:r>
+      <w:proofErr w:type="spellStart"/>
       <w:r>
         <w:rPr>
           <w:b/>
@@ -305,6 +335,7 @@
         </w:rPr>
         <w:t>stemming</w:t>
       </w:r>
+      <w:proofErr w:type="spellEnd"/>
       <w:r>
         <w:t xml:space="preserve"> : coupe la fin des mots simplement pour obtenir une racine</w:t>
       </w:r>
@@ -466,7 +497,15 @@
         </w:numPr>
       </w:pPr>
       <w:r>
-        <w:t>Des réseaux de neurones avec Keras, de plus en plus complexes :</w:t>
+        <w:t xml:space="preserve">Des réseaux de neurones avec </w:t>
+      </w:r>
+      <w:proofErr w:type="spellStart"/>
+      <w:r>
+        <w:t>Keras</w:t>
+      </w:r>
+      <w:proofErr w:type="spellEnd"/>
+      <w:r>
+        <w:t>, de plus en plus complexes :</w:t>
       </w:r>
     </w:p>
     <w:p>
@@ -481,7 +520,15 @@
         <w:t>Un</w:t>
       </w:r>
       <w:r>
-        <w:t xml:space="preserve"> réseau simple avec embedding,</w:t>
+        <w:t xml:space="preserve"> réseau simple avec </w:t>
+      </w:r>
+      <w:proofErr w:type="spellStart"/>
+      <w:r>
+        <w:t>embedding</w:t>
+      </w:r>
+      <w:proofErr w:type="spellEnd"/>
+      <w:r>
+        <w:t>,</w:t>
       </w:r>
     </w:p>
     <w:p>
@@ -511,7 +558,23 @@
         <w:t>Enfin</w:t>
       </w:r>
       <w:r>
-        <w:t xml:space="preserve"> avec des embeddings pré-entraînés Word2Vec et FastText.Enfin,</w:t>
+        <w:t xml:space="preserve"> avec des </w:t>
+      </w:r>
+      <w:proofErr w:type="spellStart"/>
+      <w:r>
+        <w:t>embeddings</w:t>
+      </w:r>
+      <w:proofErr w:type="spellEnd"/>
+      <w:r>
+        <w:t xml:space="preserve"> pré-entraînés Word2Vec et </w:t>
+      </w:r>
+      <w:proofErr w:type="spellStart"/>
+      <w:r>
+        <w:t>FastText.Enfin</w:t>
+      </w:r>
+      <w:proofErr w:type="spellEnd"/>
+      <w:r>
+        <w:t>,</w:t>
       </w:r>
     </w:p>
     <w:p>
@@ -522,8 +585,13 @@
           <w:numId w:val="23"/>
         </w:numPr>
       </w:pPr>
-      <w:r>
-        <w:t xml:space="preserve">DistilBERT, un modèle Transformer pré-entraîné qui comprend le contexte des mots. </w:t>
+      <w:proofErr w:type="spellStart"/>
+      <w:r>
+        <w:t>DistilBERT</w:t>
+      </w:r>
+      <w:proofErr w:type="spellEnd"/>
+      <w:r>
+        <w:t xml:space="preserve">, un modèle Transformer pré-entraîné qui comprend le contexte des mots. </w:t>
       </w:r>
     </w:p>
     <w:p>
@@ -580,6 +648,7 @@
                 <w:bCs/>
               </w:rPr>
             </w:pPr>
+            <w:proofErr w:type="spellStart"/>
             <w:r>
               <w:rPr>
                 <w:b/>
@@ -587,6 +656,7 @@
               </w:rPr>
               <w:t>Accuracy</w:t>
             </w:r>
+            <w:proofErr w:type="spellEnd"/>
           </w:p>
         </w:tc>
         <w:tc>
@@ -699,9 +769,19 @@
             <w:tcW w:w="2951" w:type="dxa"/>
           </w:tcPr>
           <w:p>
+            <w:proofErr w:type="spellStart"/>
             <w:r>
-              <w:t>Keras + Embedding</w:t>
+              <w:t>Keras</w:t>
             </w:r>
+            <w:proofErr w:type="spellEnd"/>
+            <w:r>
+              <w:t xml:space="preserve"> + </w:t>
+            </w:r>
+            <w:proofErr w:type="spellStart"/>
+            <w:r>
+              <w:t>Embedding</w:t>
+            </w:r>
+            <w:proofErr w:type="spellEnd"/>
           </w:p>
         </w:tc>
         <w:tc>
@@ -738,8 +818,13 @@
           </w:tcPr>
           <w:p>
             <w:r>
-              <w:t>LSTM Keras</w:t>
+              <w:t xml:space="preserve">LSTM </w:t>
             </w:r>
+            <w:proofErr w:type="spellStart"/>
+            <w:r>
+              <w:t>Keras</w:t>
+            </w:r>
+            <w:proofErr w:type="spellEnd"/>
           </w:p>
         </w:tc>
         <w:tc>
@@ -770,8 +855,13 @@
           </w:tcPr>
           <w:p>
             <w:r>
-              <w:t>LSTM + FastText</w:t>
+              <w:t xml:space="preserve">LSTM + </w:t>
             </w:r>
+            <w:proofErr w:type="spellStart"/>
+            <w:r>
+              <w:t>FastText</w:t>
+            </w:r>
+            <w:proofErr w:type="spellEnd"/>
           </w:p>
         </w:tc>
         <w:tc>
@@ -842,9 +932,11 @@
             <w:tcW w:w="2951" w:type="dxa"/>
           </w:tcPr>
           <w:p>
+            <w:proofErr w:type="spellStart"/>
             <w:r>
               <w:t>DistilBERT</w:t>
             </w:r>
+            <w:proofErr w:type="spellEnd"/>
           </w:p>
         </w:tc>
         <w:tc>
@@ -872,7 +964,15 @@
     <w:p/>
     <w:p>
       <w:r>
-        <w:t>J'ai choisi l'accuracy comme métrique (le jeu de données est équilibré) et j'ai aussi mesuré le temps d'entraînement.</w:t>
+        <w:t>J'ai choisi l'</w:t>
+      </w:r>
+      <w:proofErr w:type="spellStart"/>
+      <w:r>
+        <w:t>accuracy</w:t>
+      </w:r>
+      <w:proofErr w:type="spellEnd"/>
+      <w:r>
+        <w:t xml:space="preserve"> comme métrique (le jeu de données est équilibré) et j'ai aussi mesuré le temps d'entraînement.</w:t>
       </w:r>
     </w:p>
     <w:p>
@@ -880,10 +980,23 @@
         <w:t>Mon choix final : le LSTM</w:t>
       </w:r>
       <w:r>
-        <w:t xml:space="preserve"> Keras</w:t>
-      </w:r>
-      <w:r>
-        <w:t xml:space="preserve">. Même si DistilBERT est </w:t>
+        <w:t xml:space="preserve"> </w:t>
+      </w:r>
+      <w:proofErr w:type="spellStart"/>
+      <w:r>
+        <w:t>Keras</w:t>
+      </w:r>
+      <w:proofErr w:type="spellEnd"/>
+      <w:r>
+        <w:t xml:space="preserve">. Même si </w:t>
+      </w:r>
+      <w:proofErr w:type="spellStart"/>
+      <w:r>
+        <w:t>DistilBERT</w:t>
+      </w:r>
+      <w:proofErr w:type="spellEnd"/>
+      <w:r>
+        <w:t xml:space="preserve"> est </w:t>
       </w:r>
       <w:r>
         <w:t>probablement un</w:t>
@@ -895,18 +1008,41 @@
         <w:t xml:space="preserve"> sur le papier</w:t>
       </w:r>
       <w:r>
-        <w:t xml:space="preserve"> (en changeant des éléments sur les hyperparamètres </w:t>
+        <w:t xml:space="preserve">, </w:t>
+      </w:r>
+      <w:r>
+        <w:t xml:space="preserve">les modèles Transformers sont capables de capturer des nuances sémantiques très fines. Néanmoins, avec une optimisation plus poussée des </w:t>
       </w:r>
       <w:r>
         <w:lastRenderedPageBreak/>
-        <w:t>probablement)</w:t>
-      </w:r>
-      <w:r>
-        <w:t xml:space="preserve">, le LSTM offre le meilleur compromis performance / rapidité, </w:t>
+        <w:t xml:space="preserve">hyperparamètres, </w:t>
+      </w:r>
+      <w:proofErr w:type="spellStart"/>
+      <w:r>
+        <w:t>DistilBERT</w:t>
+      </w:r>
+      <w:proofErr w:type="spellEnd"/>
+      <w:r>
+        <w:t xml:space="preserve"> pourrait dépasser le LST</w:t>
+      </w:r>
+      <w:r>
+        <w:t>M</w:t>
+      </w:r>
+      <w:r>
+        <w:t xml:space="preserve"> (en changeant des éléments sur les hyperparamètres probablement)</w:t>
+      </w:r>
+      <w:r>
+        <w:t xml:space="preserve">. Mais ici </w:t>
+      </w:r>
+      <w:r>
+        <w:t xml:space="preserve">LSTM offre le meilleur compromis performance / rapidité, </w:t>
       </w:r>
       <w:r>
         <w:t>que j’ai préféré ici dans mon projet.</w:t>
       </w:r>
+      <w:r>
+        <w:t xml:space="preserve"> </w:t>
+      </w:r>
     </w:p>
     <w:p>
       <w:pPr>
@@ -917,8 +1053,21 @@
       </w:r>
     </w:p>
     <w:p>
-      <w:r>
-        <w:t>MLflow enregistre automatiquement pour chaque test : les paramètres, les métriques (accuracy, temps) et le modèle. Je peux ainsi comparer tous mes essais facilement</w:t>
+      <w:proofErr w:type="spellStart"/>
+      <w:r>
+        <w:t>MLflow</w:t>
+      </w:r>
+      <w:proofErr w:type="spellEnd"/>
+      <w:r>
+        <w:t xml:space="preserve"> enregistre automatiquement pour chaque test : les paramètres, les métriques (</w:t>
+      </w:r>
+      <w:proofErr w:type="spellStart"/>
+      <w:r>
+        <w:t>accuracy</w:t>
+      </w:r>
+      <w:proofErr w:type="spellEnd"/>
+      <w:r>
+        <w:t>, temps) et le modèle. Je peux ainsi comparer tous mes essais facilement</w:t>
       </w:r>
       <w:r>
         <w:t>, dans une interface facile à lire</w:t>
@@ -990,8 +1139,21 @@
     </w:p>
     <w:p>
       <w:r>
-        <w:t>Les modèles sont sauvegardés et centralisés dans le Model Registry de MLflow</w:t>
-      </w:r>
+        <w:t xml:space="preserve">Les modèles sont sauvegardés et centralisés dans le Model </w:t>
+      </w:r>
+      <w:proofErr w:type="spellStart"/>
+      <w:r>
+        <w:t>Registry</w:t>
+      </w:r>
+      <w:proofErr w:type="spellEnd"/>
+      <w:r>
+        <w:t xml:space="preserve"> de </w:t>
+      </w:r>
+      <w:proofErr w:type="spellStart"/>
+      <w:r>
+        <w:t>MLflow</w:t>
+      </w:r>
+      <w:proofErr w:type="spellEnd"/>
     </w:p>
     <w:p>
       <w:pPr>
@@ -1016,7 +1178,15 @@
     </w:p>
     <w:p>
       <w:r>
-        <w:t>Des tests avec pytest vérifient que l'API renvoie bien une prédiction correcte.</w:t>
+        <w:t xml:space="preserve">Des tests avec </w:t>
+      </w:r>
+      <w:proofErr w:type="spellStart"/>
+      <w:r>
+        <w:t>pytest</w:t>
+      </w:r>
+      <w:proofErr w:type="spellEnd"/>
+      <w:r>
+        <w:t xml:space="preserve"> vérifient que l'API renvoie bien une prédiction correcte.</w:t>
       </w:r>
     </w:p>
     <w:p>
@@ -1029,7 +1199,15 @@
     </w:p>
     <w:p>
       <w:r>
-        <w:t xml:space="preserve">Le modèle est encapsulé dans une API FastAPI. À chaque push sur GitHub, un pipeline GitHub Actions déploie automatiquement l'API sur Azure. </w:t>
+        <w:t xml:space="preserve">Le modèle est encapsulé dans une API </w:t>
+      </w:r>
+      <w:proofErr w:type="spellStart"/>
+      <w:r>
+        <w:t>FastAPI</w:t>
+      </w:r>
+      <w:proofErr w:type="spellEnd"/>
+      <w:r>
+        <w:t xml:space="preserve">. À chaque push sur GitHub, un pipeline GitHub Actions déploie automatiquement l'API sur Azure. </w:t>
       </w:r>
     </w:p>
     <w:p/>
@@ -1108,7 +1286,15 @@
     <w:p/>
     <w:p>
       <w:r>
-        <w:t>J'ai aussi créé une interface Streamlit pour la tester.</w:t>
+        <w:t xml:space="preserve">J'ai aussi créé une interface </w:t>
+      </w:r>
+      <w:proofErr w:type="spellStart"/>
+      <w:r>
+        <w:t>Streamlit</w:t>
+      </w:r>
+      <w:proofErr w:type="spellEnd"/>
+      <w:r>
+        <w:t xml:space="preserve"> pour la tester.</w:t>
       </w:r>
     </w:p>
     <w:p>
@@ -1188,6 +1374,37 @@
       </w:r>
     </w:p>
     <w:p>
+      <w:r>
+        <w:t>En production, le modèle est confronté à deux formes de dérive :</w:t>
+      </w:r>
+    </w:p>
+    <w:p>
+      <w:pPr>
+        <w:pStyle w:val="Paragraphedeliste"/>
+        <w:numPr>
+          <w:ilvl w:val="0"/>
+          <w:numId w:val="25"/>
+        </w:numPr>
+      </w:pPr>
+      <w:r>
+        <w:t>La dérive des données</w:t>
+      </w:r>
+    </w:p>
+    <w:p>
+      <w:pPr>
+        <w:pStyle w:val="Paragraphedeliste"/>
+        <w:numPr>
+          <w:ilvl w:val="0"/>
+          <w:numId w:val="25"/>
+        </w:numPr>
+      </w:pPr>
+      <w:r>
+        <w:t>La dérive du concept</w:t>
+      </w:r>
+    </w:p>
+    <w:p/>
+    <w:p/>
+    <w:p>
       <w:pPr>
         <w:pStyle w:val="Titre2"/>
       </w:pPr>
@@ -1317,8 +1534,13 @@
           <w:numId w:val="24"/>
         </w:numPr>
       </w:pPr>
-      <w:r>
-        <w:t>Ré-entraîner le modèle avec ces nouveaux cas,</w:t>
+      <w:proofErr w:type="spellStart"/>
+      <w:r>
+        <w:t>Ré-entraîner</w:t>
+      </w:r>
+      <w:proofErr w:type="spellEnd"/>
+      <w:r>
+        <w:t xml:space="preserve"> le modèle avec ces nouveaux cas,</w:t>
       </w:r>
     </w:p>
     <w:p>
@@ -1330,7 +1552,37 @@
         </w:numPr>
       </w:pPr>
       <w:r>
-        <w:t>Redéployer via le pipeline automatique.</w:t>
+        <w:t>Redéployer via l</w:t>
+      </w:r>
+      <w:r>
+        <w:t>a</w:t>
+      </w:r>
+      <w:r>
+        <w:t xml:space="preserve"> pipeline automatique.</w:t>
+      </w:r>
+    </w:p>
+    <w:p>
+      <w:pPr>
+        <w:ind w:left="360"/>
+      </w:pPr>
+      <w:r>
+        <w:t>Ce nouveau modèle est automatiquement testé via la chaîne CI/CD (</w:t>
+      </w:r>
+      <w:proofErr w:type="spellStart"/>
+      <w:r>
+        <w:t>pytest</w:t>
+      </w:r>
+      <w:proofErr w:type="spellEnd"/>
+      <w:r>
+        <w:t xml:space="preserve">). Si ses métriques sur le jeu de validation surpassent celles de la version précédente, la nouvelle version est enregistrée sur </w:t>
+      </w:r>
+      <w:proofErr w:type="spellStart"/>
+      <w:r>
+        <w:t>MLflow</w:t>
+      </w:r>
+      <w:proofErr w:type="spellEnd"/>
+      <w:r>
+        <w:t xml:space="preserve"> et déployée de manière transparente sur Azure Web App.</w:t>
       </w:r>
     </w:p>
     <w:p>
@@ -1343,7 +1595,31 @@
     </w:p>
     <w:p>
       <w:r>
-        <w:t>Ce projet combine une démarche progressive (du simple à DistilBERT) et une industrialisation MLOps complète (tracking, versioning, tests, déploiement, surveillance).</w:t>
+        <w:t xml:space="preserve">Ce projet combine une démarche progressive (du simple à </w:t>
+      </w:r>
+      <w:proofErr w:type="spellStart"/>
+      <w:r>
+        <w:t>DistilBERT</w:t>
+      </w:r>
+      <w:proofErr w:type="spellEnd"/>
+      <w:r>
+        <w:t xml:space="preserve">) et une industrialisation </w:t>
+      </w:r>
+      <w:proofErr w:type="spellStart"/>
+      <w:r>
+        <w:t>MLOps</w:t>
+      </w:r>
+      <w:proofErr w:type="spellEnd"/>
+      <w:r>
+        <w:t xml:space="preserve"> complète (</w:t>
+      </w:r>
+      <w:proofErr w:type="spellStart"/>
+      <w:r>
+        <w:t>tracking</w:t>
+      </w:r>
+      <w:proofErr w:type="spellEnd"/>
+      <w:r>
+        <w:t>, versioning, tests, déploiement, surveillance).</w:t>
       </w:r>
     </w:p>
     <w:sectPr>
@@ -3705,7 +3981,6 @@
   <w:style w:type="character" w:default="1" w:styleId="Policepardfaut">
     <w:name w:val="Default Paragraph Font"/>
     <w:uiPriority w:val="1"/>
-    <w:semiHidden/>
     <w:unhideWhenUsed/>
   </w:style>
   <w:style w:type="table" w:default="1" w:styleId="TableauNormal">
